--- a/ech-0293_operations/input/template.docx
+++ b/ech-0293_operations/input/template.docx
@@ -4,7 +4,7 @@
   <w:body>
     <w:p>
       <w:pPr>
-        <w:pStyle w:val="Title"/>
+        <w:pStyle w:val="Titel"/>
       </w:pPr>
       <w:r>
         <w:t xml:space="preserve"> </w:t>
@@ -15,7 +15,7 @@
     </w:p>
     <w:p>
       <w:pPr>
-        <w:pStyle w:val="Subtitle"/>
+        <w:pStyle w:val="Untertitel"/>
       </w:pPr>
       <w:r>
         <w:t xml:space="preserve"> Subtitle </w:t>
@@ -31,7 +31,7 @@
     </w:p>
     <w:p>
       <w:pPr>
-        <w:pStyle w:val="Date"/>
+        <w:pStyle w:val="Datum"/>
       </w:pPr>
       <w:r>
         <w:t xml:space="preserve"> Date </w:t>
@@ -40,14 +40,27 @@
     <w:p>
       <w:pPr>
         <w:pStyle w:val="Abstract"/>
-      </w:pPr>
-      <w:r>
-        <w:t xml:space="preserve"> Abstract </w:t>
+        <w:rPr>
+          <w:rFonts w:ascii="Arial" w:hAnsi="Arial" w:cs="Arial"/>
+          <w:sz w:val="22"/>
+          <w:szCs w:val="22"/>
+        </w:rPr>
+      </w:pPr>
+      <w:r>
+        <w:t xml:space="preserve"> </w:t>
+      </w:r>
+      <w:r>
+        <w:rPr>
+          <w:rFonts w:ascii="Arial" w:hAnsi="Arial" w:cs="Arial"/>
+          <w:sz w:val="22"/>
+          <w:szCs w:val="22"/>
+        </w:rPr>
+        <w:t xml:space="preserve">Abstract </w:t>
       </w:r>
     </w:p>
     <w:p>
       <w:pPr>
-        <w:pStyle w:val="Heading1"/>
+        <w:pStyle w:val="berschrift1"/>
         <w:widowControl w:val="0"/>
         <w:spacing w:before="480" w:after="0" w:line="360" w:lineRule="auto"/>
         <w:ind w:left="431" w:hanging="431"/>
@@ -73,7 +86,7 @@
     </w:p>
     <w:p>
       <w:pPr>
-        <w:pStyle w:val="Heading2"/>
+        <w:pStyle w:val="berschrift2"/>
       </w:pPr>
       <w:bookmarkStart w:id="1" w:name="heading-2"/>
       <w:r>
@@ -93,7 +106,7 @@
     </w:p>
     <w:p>
       <w:pPr>
-        <w:pStyle w:val="Heading3"/>
+        <w:pStyle w:val="berschrift3"/>
       </w:pPr>
       <w:bookmarkStart w:id="2" w:name="heading-3"/>
       <w:r>
@@ -113,7 +126,7 @@
     </w:p>
     <w:p>
       <w:pPr>
-        <w:pStyle w:val="Heading4"/>
+        <w:pStyle w:val="berschrift4"/>
       </w:pPr>
       <w:bookmarkStart w:id="3" w:name="heading-4"/>
       <w:r>
@@ -133,7 +146,7 @@
     </w:p>
     <w:p>
       <w:pPr>
-        <w:pStyle w:val="Heading5"/>
+        <w:pStyle w:val="berschrift5"/>
       </w:pPr>
       <w:bookmarkStart w:id="4" w:name="heading-5"/>
       <w:r>
@@ -153,7 +166,7 @@
     </w:p>
     <w:p>
       <w:pPr>
-        <w:pStyle w:val="Heading6"/>
+        <w:pStyle w:val="berschrift6"/>
       </w:pPr>
       <w:bookmarkStart w:id="5" w:name="heading-6"/>
       <w:r>
@@ -163,7 +176,7 @@
     </w:p>
     <w:p>
       <w:pPr>
-        <w:pStyle w:val="Heading7"/>
+        <w:pStyle w:val="berschrift7"/>
       </w:pPr>
       <w:bookmarkStart w:id="6" w:name="heading-7"/>
       <w:r>
@@ -173,7 +186,7 @@
     </w:p>
     <w:p>
       <w:pPr>
-        <w:pStyle w:val="Heading8"/>
+        <w:pStyle w:val="berschrift8"/>
       </w:pPr>
       <w:bookmarkStart w:id="7" w:name="heading-8"/>
       <w:r>
@@ -183,7 +196,7 @@
     </w:p>
     <w:p>
       <w:pPr>
-        <w:pStyle w:val="Heading9"/>
+        <w:pStyle w:val="berschrift9"/>
       </w:pPr>
       <w:bookmarkStart w:id="8" w:name="heading-9"/>
       <w:r>
@@ -201,7 +214,10 @@
     </w:p>
     <w:p>
       <w:pPr>
-        <w:pStyle w:val="BodyText"/>
+        <w:pStyle w:val="Textkrper"/>
+        <w:rPr>
+          <w:rFonts w:ascii="Arial" w:hAnsi="Arial" w:cs="Arial"/>
+        </w:rPr>
       </w:pPr>
       <w:r>
         <w:t xml:space="preserve"> </w:t>
@@ -259,18 +275,25 @@
         </w:r>
       </w:hyperlink>
       <w:r>
-        <w:t xml:space="preserve"> .    Footnote. </w:t>
+        <w:t xml:space="preserve"> .    </w:t>
       </w:r>
       <w:r>
         <w:rPr>
-          <w:rStyle w:val="FootnoteReference"/>
+          <w:rFonts w:ascii="Arial" w:hAnsi="Arial" w:cs="Arial"/>
+        </w:rPr>
+        <w:t xml:space="preserve">Footnote. </w:t>
+      </w:r>
+      <w:r>
+        <w:rPr>
+          <w:rStyle w:val="Funotenzeichen"/>
+          <w:rFonts w:ascii="Arial" w:hAnsi="Arial" w:cs="Arial"/>
         </w:rPr>
         <w:footnoteReference w:id="1"/>
       </w:r>
     </w:p>
     <w:p>
       <w:pPr>
-        <w:pStyle w:val="BlockText"/>
+        <w:pStyle w:val="Blocktext"/>
         <w:rPr>
           <w:rFonts w:ascii="Arial" w:hAnsi="Arial" w:cs="Arial"/>
         </w:rPr>
@@ -466,7 +489,7 @@
 <w:ftr xmlns:wpc="http://schemas.microsoft.com/office/word/2010/wordprocessingCanvas" xmlns:cx="http://schemas.microsoft.com/office/drawing/2014/chartex" xmlns:cx1="http://schemas.microsoft.com/office/drawing/2015/9/8/chartex" xmlns:cx2="http://schemas.microsoft.com/office/drawing/2015/10/21/chartex" xmlns:cx3="http://schemas.microsoft.com/office/drawing/2016/5/9/chartex" xmlns:cx4="http://schemas.microsoft.com/office/drawing/2016/5/10/chartex" xmlns:cx5="http://schemas.microsoft.com/office/drawing/2016/5/11/chartex" xmlns:cx6="http://schemas.microsoft.com/office/drawing/2016/5/12/chartex" xmlns:cx7="http://schemas.microsoft.com/office/drawing/2016/5/13/chartex" xmlns:cx8="http://schemas.microsoft.com/office/drawing/2016/5/14/chartex" xmlns:mc="http://schemas.openxmlformats.org/markup-compatibility/2006" xmlns:aink="http://schemas.microsoft.com/office/drawing/2016/ink" xmlns:am3d="http://schemas.microsoft.com/office/drawing/2017/model3d" xmlns:o="urn:schemas-microsoft-com:office:office" xmlns:oel="http://schemas.microsoft.com/office/2019/extlst" xmlns:r="http://schemas.openxmlformats.org/officeDocument/2006/relationships" xmlns:m="http://schemas.openxmlformats.org/officeDocument/2006/math" xmlns:v="urn:schemas-microsoft-com:vml" xmlns:wp14="http://schemas.microsoft.com/office/word/2010/wordprocessingDrawing" xmlns:wp="http://schemas.openxmlformats.org/drawingml/2006/wordprocessingDrawing" xmlns:w10="urn:schemas-microsoft-com:office:word" xmlns:w="http://schemas.openxmlformats.org/wordprocessingml/2006/main" xmlns:w14="http://schemas.microsoft.com/office/word/2010/wordml" xmlns:w15="http://schemas.microsoft.com/office/word/2012/wordml" xmlns:w16cex="http://schemas.microsoft.com/office/word/2018/wordml/cex" xmlns:w16cid="http://schemas.microsoft.com/office/word/2016/wordml/cid" xmlns:w16="http://schemas.microsoft.com/office/word/2018/wordml" xmlns:w16du="http://schemas.microsoft.com/office/word/2023/wordml/word16du" xmlns:w16sdtdh="http://schemas.microsoft.com/office/word/2020/wordml/sdtdatahash" xmlns:w16sdtfl="http://schemas.microsoft.com/office/word/2024/wordml/sdtformatlock" xmlns:w16se="http://schemas.microsoft.com/office/word/2015/wordml/symex" xmlns:wpg="http://schemas.microsoft.com/office/word/2010/wordprocessingGroup" xmlns:wpi="http://schemas.microsoft.com/office/word/2010/wordprocessingInk" xmlns:wne="http://schemas.microsoft.com/office/word/2006/wordml" xmlns:wps="http://schemas.microsoft.com/office/word/2010/wordprocessingShape" mc:Ignorable="w14 w15 w16se w16cid w16 w16cex w16sdtdh w16sdtfl w16du wp14">
   <w:p>
     <w:pPr>
-      <w:pStyle w:val="Footer"/>
+      <w:pStyle w:val="Fuzeile"/>
       <w:pBdr>
         <w:top w:val="single" w:sz="4" w:space="1" w:color="auto"/>
       </w:pBdr>
@@ -549,7 +572,7 @@
   </w:p>
   <w:p>
     <w:pPr>
-      <w:pStyle w:val="Footer"/>
+      <w:pStyle w:val="Fuzeile"/>
       <w:pBdr>
         <w:top w:val="single" w:sz="4" w:space="1" w:color="auto"/>
       </w:pBdr>
@@ -563,7 +586,7 @@
   </w:p>
   <w:p>
     <w:pPr>
-      <w:pStyle w:val="Footer"/>
+      <w:pStyle w:val="Fuzeile"/>
       <w:pBdr>
         <w:top w:val="single" w:sz="4" w:space="1" w:color="auto"/>
       </w:pBdr>
@@ -582,7 +605,7 @@
         <w:szCs w:val="20"/>
         <w:lang w:val="en-GB"/>
       </w:rPr>
-      <w:t>xxxx</w:t>
+      <w:t>eCH-0294</w:t>
     </w:r>
     <w:proofErr w:type="spellEnd"/>
     <w:r>
@@ -601,7 +624,7 @@
         <w:szCs w:val="20"/>
         <w:lang w:val="en-GB"/>
       </w:rPr>
-      <w:t>Political Affairs / Operations</w:t>
+      <w:t xml:space="preserve">Political Affairs / </w:t>
     </w:r>
     <w:r>
       <w:rPr>
@@ -610,7 +633,7 @@
         <w:szCs w:val="20"/>
         <w:lang w:val="en-GB"/>
       </w:rPr>
-      <w:t xml:space="preserve"> / 0.0.1 / Draft / 202</w:t>
+      <w:t>Actors</w:t>
     </w:r>
     <w:r>
       <w:rPr>
@@ -619,7 +642,7 @@
         <w:szCs w:val="20"/>
         <w:lang w:val="en-GB"/>
       </w:rPr>
-      <w:t>5</w:t>
+      <w:t xml:space="preserve"> / 0.2 / Entwurf / 2026-07-17</w:t>
     </w:r>
     <w:r>
       <w:rPr>
@@ -628,7 +651,7 @@
         <w:szCs w:val="20"/>
         <w:lang w:val="en-GB"/>
       </w:rPr>
-      <w:t>-0</w:t>
+      <w:t/>
     </w:r>
     <w:r>
       <w:rPr>
@@ -637,7 +660,7 @@
         <w:szCs w:val="20"/>
         <w:lang w:val="en-GB"/>
       </w:rPr>
-      <w:t>5</w:t>
+      <w:t/>
     </w:r>
     <w:r>
       <w:rPr>
@@ -646,7 +669,7 @@
         <w:szCs w:val="20"/>
         <w:lang w:val="en-GB"/>
       </w:rPr>
-      <w:t>-2</w:t>
+      <w:t/>
     </w:r>
     <w:r>
       <w:rPr>
@@ -655,7 +678,16 @@
         <w:szCs w:val="20"/>
         <w:lang w:val="en-GB"/>
       </w:rPr>
-      <w:t>0</w:t>
+      <w:t/>
+    </w:r>
+    <w:r>
+      <w:rPr>
+        <w:rFonts w:ascii="Arial" w:hAnsi="Arial" w:cs="Arial"/>
+        <w:sz w:val="20"/>
+        <w:szCs w:val="20"/>
+        <w:lang w:val="en-GB"/>
+      </w:rPr>
+      <w:t/>
     </w:r>
   </w:p>
 </w:ftr>
@@ -680,11 +712,11 @@
   <w:footnote w:id="1">
     <w:p>
       <w:pPr>
-        <w:pStyle w:val="FootnoteText"/>
+        <w:pStyle w:val="Funotentext"/>
       </w:pPr>
       <w:r>
         <w:rPr>
-          <w:rStyle w:val="FootnoteReference"/>
+          <w:rStyle w:val="Funotenzeichen"/>
         </w:rPr>
         <w:footnoteRef/>
       </w:r>
@@ -701,7 +733,7 @@
   <w:sdt>
     <w:sdtPr>
       <w:rPr>
-        <w:rStyle w:val="PageNumber"/>
+        <w:rStyle w:val="Seitenzahl"/>
       </w:rPr>
       <w:id w:val="1160812002"/>
       <w:docPartObj>
@@ -712,27 +744,27 @@
     <w:sdtContent>
       <w:p>
         <w:pPr>
-          <w:pStyle w:val="Header"/>
+          <w:pStyle w:val="Kopfzeile"/>
           <w:framePr w:wrap="none" w:vAnchor="text" w:hAnchor="margin" w:xAlign="right" w:y="1"/>
           <w:rPr>
-            <w:rStyle w:val="PageNumber"/>
+            <w:rStyle w:val="Seitenzahl"/>
           </w:rPr>
         </w:pPr>
         <w:r>
           <w:rPr>
-            <w:rStyle w:val="PageNumber"/>
+            <w:rStyle w:val="Seitenzahl"/>
           </w:rPr>
           <w:fldChar w:fldCharType="begin"/>
         </w:r>
         <w:r>
           <w:rPr>
-            <w:rStyle w:val="PageNumber"/>
+            <w:rStyle w:val="Seitenzahl"/>
           </w:rPr>
           <w:instrText xml:space="preserve"> PAGE </w:instrText>
         </w:r>
         <w:r>
           <w:rPr>
-            <w:rStyle w:val="PageNumber"/>
+            <w:rStyle w:val="Seitenzahl"/>
           </w:rPr>
           <w:fldChar w:fldCharType="end"/>
         </w:r>
@@ -741,7 +773,7 @@
   </w:sdt>
   <w:p>
     <w:pPr>
-      <w:pStyle w:val="Header"/>
+      <w:pStyle w:val="Kopfzeile"/>
       <w:ind w:right="360"/>
     </w:pPr>
   </w:p>
@@ -752,22 +784,22 @@
 <w:hdr xmlns:wpc="http://schemas.microsoft.com/office/word/2010/wordprocessingCanvas" xmlns:cx="http://schemas.microsoft.com/office/drawing/2014/chartex" xmlns:cx1="http://schemas.microsoft.com/office/drawing/2015/9/8/chartex" xmlns:cx2="http://schemas.microsoft.com/office/drawing/2015/10/21/chartex" xmlns:cx3="http://schemas.microsoft.com/office/drawing/2016/5/9/chartex" xmlns:cx4="http://schemas.microsoft.com/office/drawing/2016/5/10/chartex" xmlns:cx5="http://schemas.microsoft.com/office/drawing/2016/5/11/chartex" xmlns:cx6="http://schemas.microsoft.com/office/drawing/2016/5/12/chartex" xmlns:cx7="http://schemas.microsoft.com/office/drawing/2016/5/13/chartex" xmlns:cx8="http://schemas.microsoft.com/office/drawing/2016/5/14/chartex" xmlns:mc="http://schemas.openxmlformats.org/markup-compatibility/2006" xmlns:aink="http://schemas.microsoft.com/office/drawing/2016/ink" xmlns:am3d="http://schemas.microsoft.com/office/drawing/2017/model3d" xmlns:o="urn:schemas-microsoft-com:office:office" xmlns:oel="http://schemas.microsoft.com/office/2019/extlst" xmlns:r="http://schemas.openxmlformats.org/officeDocument/2006/relationships" xmlns:m="http://schemas.openxmlformats.org/officeDocument/2006/math" xmlns:v="urn:schemas-microsoft-com:vml" xmlns:wp14="http://schemas.microsoft.com/office/word/2010/wordprocessingDrawing" xmlns:wp="http://schemas.openxmlformats.org/drawingml/2006/wordprocessingDrawing" xmlns:w10="urn:schemas-microsoft-com:office:word" xmlns:w="http://schemas.openxmlformats.org/wordprocessingml/2006/main" xmlns:w14="http://schemas.microsoft.com/office/word/2010/wordml" xmlns:w15="http://schemas.microsoft.com/office/word/2012/wordml" xmlns:w16cex="http://schemas.microsoft.com/office/word/2018/wordml/cex" xmlns:w16cid="http://schemas.microsoft.com/office/word/2016/wordml/cid" xmlns:w16="http://schemas.microsoft.com/office/word/2018/wordml" xmlns:w16du="http://schemas.microsoft.com/office/word/2023/wordml/word16du" xmlns:w16sdtdh="http://schemas.microsoft.com/office/word/2020/wordml/sdtdatahash" xmlns:w16sdtfl="http://schemas.microsoft.com/office/word/2024/wordml/sdtformatlock" xmlns:w16se="http://schemas.microsoft.com/office/word/2015/wordml/symex" xmlns:wpg="http://schemas.microsoft.com/office/word/2010/wordprocessingGroup" xmlns:wpi="http://schemas.microsoft.com/office/word/2010/wordprocessingInk" xmlns:wne="http://schemas.microsoft.com/office/word/2006/wordml" xmlns:wps="http://schemas.microsoft.com/office/word/2010/wordprocessingShape" mc:Ignorable="w14 w15 w16se w16cid w16 w16cex w16sdtdh w16sdtfl w16du wp14">
   <w:p>
     <w:pPr>
-      <w:pStyle w:val="Header"/>
-      <w:framePr w:wrap="none" w:vAnchor="text" w:hAnchor="page" w:x="9401" w:y="181"/>
+      <w:pStyle w:val="Kopfzeile"/>
+      <w:framePr w:wrap="none" w:vAnchor="page" w:hAnchor="page" w:x="9401" w:y="720"/>
       <w:rPr>
-        <w:rStyle w:val="PageNumber"/>
+        <w:rStyle w:val="Seitenzahl"/>
       </w:rPr>
     </w:pPr>
     <w:r>
       <w:rPr>
-        <w:rStyle w:val="PageNumber"/>
+        <w:rStyle w:val="Seitenzahl"/>
       </w:rPr>
       <w:t xml:space="preserve">Page </w:t>
     </w:r>
     <w:sdt>
       <w:sdtPr>
         <w:rPr>
-          <w:rStyle w:val="PageNumber"/>
+          <w:rStyle w:val="Seitenzahl"/>
         </w:rPr>
         <w:id w:val="-1031415055"/>
         <w:docPartObj>
@@ -778,81 +810,81 @@
       <w:sdtContent>
         <w:r>
           <w:rPr>
-            <w:rStyle w:val="PageNumber"/>
+            <w:rStyle w:val="Seitenzahl"/>
           </w:rPr>
           <w:fldChar w:fldCharType="begin"/>
         </w:r>
         <w:r>
           <w:rPr>
-            <w:rStyle w:val="PageNumber"/>
+            <w:rStyle w:val="Seitenzahl"/>
           </w:rPr>
           <w:instrText xml:space="preserve"> PAGE </w:instrText>
         </w:r>
         <w:r>
           <w:rPr>
-            <w:rStyle w:val="PageNumber"/>
+            <w:rStyle w:val="Seitenzahl"/>
           </w:rPr>
           <w:fldChar w:fldCharType="separate"/>
         </w:r>
         <w:r>
           <w:rPr>
-            <w:rStyle w:val="PageNumber"/>
+            <w:rStyle w:val="Seitenzahl"/>
             <w:noProof/>
           </w:rPr>
           <w:t>1</w:t>
         </w:r>
         <w:r>
           <w:rPr>
-            <w:rStyle w:val="PageNumber"/>
+            <w:rStyle w:val="Seitenzahl"/>
           </w:rPr>
           <w:fldChar w:fldCharType="end"/>
         </w:r>
         <w:r>
           <w:rPr>
-            <w:rStyle w:val="PageNumber"/>
+            <w:rStyle w:val="Seitenzahl"/>
           </w:rPr>
           <w:t xml:space="preserve"> of</w:t>
         </w:r>
         <w:r>
           <w:rPr>
-            <w:rStyle w:val="PageNumber"/>
+            <w:rStyle w:val="Seitenzahl"/>
           </w:rPr>
           <w:t xml:space="preserve"> </w:t>
         </w:r>
         <w:r>
           <w:rPr>
-            <w:rStyle w:val="PageNumber"/>
+            <w:rStyle w:val="Seitenzahl"/>
           </w:rPr>
           <w:fldChar w:fldCharType="begin"/>
         </w:r>
         <w:r>
           <w:rPr>
-            <w:rStyle w:val="PageNumber"/>
+            <w:rStyle w:val="Seitenzahl"/>
           </w:rPr>
           <w:instrText xml:space="preserve"> NUMPAGES  \* MERGEFORMAT </w:instrText>
         </w:r>
         <w:r>
           <w:rPr>
-            <w:rStyle w:val="PageNumber"/>
+            <w:rStyle w:val="Seitenzahl"/>
           </w:rPr>
           <w:fldChar w:fldCharType="separate"/>
         </w:r>
         <w:r>
           <w:rPr>
-            <w:rStyle w:val="PageNumber"/>
+            <w:rStyle w:val="Seitenzahl"/>
             <w:noProof/>
           </w:rPr>
           <w:t>1</w:t>
         </w:r>
         <w:r>
           <w:rPr>
-            <w:rStyle w:val="PageNumber"/>
+            <w:rStyle w:val="Seitenzahl"/>
           </w:rPr>
           <w:fldChar w:fldCharType="end"/>
         </w:r>
         <w:r>
           <w:rPr>
-            <w:rStyle w:val="PageNumber"/>
+            <w:rStyle w:val="Seitenzahl"/>
           </w:rPr>
           <w:t xml:space="preserve"> </w:t>
         </w:r>
@@ -861,7 +893,7 @@
   </w:p>
   <w:p>
     <w:pPr>
-      <w:pStyle w:val="Header"/>
+      <w:pStyle w:val="Kopfzeile"/>
       <w:pBdr>
         <w:bottom w:val="single" w:sz="4" w:space="1" w:color="auto"/>
       </w:pBdr>
@@ -941,7 +973,7 @@
   </w:p>
   <w:p>
     <w:pPr>
-      <w:pStyle w:val="Header"/>
+      <w:pStyle w:val="Kopfzeile"/>
       <w:pBdr>
         <w:bottom w:val="single" w:sz="4" w:space="1" w:color="auto"/>
       </w:pBdr>
@@ -1073,7 +1105,7 @@
     <w:lvl w:ilvl="0">
       <w:start w:val="1"/>
       <w:numFmt w:val="decimal"/>
-      <w:pStyle w:val="Heading1"/>
+      <w:pStyle w:val="berschrift1"/>
       <w:lvlText w:val="%1"/>
       <w:lvlJc w:val="left"/>
       <w:pPr>
@@ -1083,7 +1115,7 @@
     <w:lvl w:ilvl="1">
       <w:start w:val="1"/>
       <w:numFmt w:val="decimal"/>
-      <w:pStyle w:val="Heading2"/>
+      <w:pStyle w:val="berschrift2"/>
       <w:lvlText w:val="%1.%2"/>
       <w:lvlJc w:val="left"/>
       <w:pPr>
@@ -1093,7 +1125,7 @@
     <w:lvl w:ilvl="2">
       <w:start w:val="1"/>
       <w:numFmt w:val="decimal"/>
-      <w:pStyle w:val="Heading3"/>
+      <w:pStyle w:val="berschrift3"/>
       <w:lvlText w:val="%1.%2.%3"/>
       <w:lvlJc w:val="left"/>
       <w:pPr>
@@ -1103,7 +1135,7 @@
     <w:lvl w:ilvl="3">
       <w:start w:val="1"/>
       <w:numFmt w:val="decimal"/>
-      <w:pStyle w:val="Heading4"/>
+      <w:pStyle w:val="berschrift4"/>
       <w:lvlText w:val="%1.%2.%3.%4"/>
       <w:lvlJc w:val="left"/>
       <w:pPr>
@@ -1113,7 +1145,7 @@
     <w:lvl w:ilvl="4">
       <w:start w:val="1"/>
       <w:numFmt w:val="decimal"/>
-      <w:pStyle w:val="Heading5"/>
+      <w:pStyle w:val="berschrift5"/>
       <w:lvlText w:val="%1.%2.%3.%4.%5"/>
       <w:lvlJc w:val="left"/>
       <w:pPr>
@@ -1123,7 +1155,7 @@
     <w:lvl w:ilvl="5">
       <w:start w:val="1"/>
       <w:numFmt w:val="decimal"/>
-      <w:pStyle w:val="Heading6"/>
+      <w:pStyle w:val="berschrift6"/>
       <w:lvlText w:val="%1.%2.%3.%4.%5.%6"/>
       <w:lvlJc w:val="left"/>
       <w:pPr>
@@ -1133,7 +1165,7 @@
     <w:lvl w:ilvl="6">
       <w:start w:val="1"/>
       <w:numFmt w:val="decimal"/>
-      <w:pStyle w:val="Heading7"/>
+      <w:pStyle w:val="berschrift7"/>
       <w:lvlText w:val="%1.%2.%3.%4.%5.%6.%7"/>
       <w:lvlJc w:val="left"/>
       <w:pPr>
@@ -1143,7 +1175,7 @@
     <w:lvl w:ilvl="7">
       <w:start w:val="1"/>
       <w:numFmt w:val="decimal"/>
-      <w:pStyle w:val="Heading8"/>
+      <w:pStyle w:val="berschrift8"/>
       <w:lvlText w:val="%1.%2.%3.%4.%5.%6.%7.%8"/>
       <w:lvlJc w:val="left"/>
       <w:pPr>
@@ -1153,7 +1185,7 @@
     <w:lvl w:ilvl="8">
       <w:start w:val="1"/>
       <w:numFmt w:val="decimal"/>
-      <w:pStyle w:val="Heading9"/>
+      <w:pStyle w:val="berschrift9"/>
       <w:lvlText w:val="%1.%2.%3.%4.%5.%6.%7.%8.%9"/>
       <w:lvlJc w:val="left"/>
       <w:pPr>
@@ -1552,7 +1584,7 @@
   <w:docDefaults>
     <w:rPrDefault>
       <w:rPr>
-        <w:rFonts w:asciiTheme="minorHAnsi" w:eastAsiaTheme="minorHAnsi" w:hAnsiTheme="minorHAnsi" w:cstheme="minorBidi"/>
+        <w:rFonts w:ascii="Arial" w:hAnsi="Arial" w:cs="Arial" w:eastAsia="Arial"/>
         <w:sz w:val="24"/>
         <w:szCs w:val="24"/>
         <w:lang w:val="en-US" w:eastAsia="en-US" w:bidi="ar-SA"/>
@@ -1809,16 +1841,16 @@
     <w:lsdException w:name="Unresolved Mention" w:semiHidden="1" w:uiPriority="99" w:unhideWhenUsed="1"/>
     <w:lsdException w:name="Smart Link" w:semiHidden="1" w:uiPriority="99" w:unhideWhenUsed="1"/>
   </w:latentStyles>
-  <w:style w:type="paragraph" w:default="1" w:styleId="Normal">
+  <w:style w:type="paragraph" w:default="1" w:styleId="Standard">
     <w:name w:val="Normal"/>
     <w:qFormat/>
   </w:style>
-  <w:style w:type="paragraph" w:styleId="Heading1">
+  <w:style w:type="paragraph" w:styleId="berschrift1">
     <w:name w:val="heading 1"/>
     <w:aliases w:val="1 Überschrift"/>
-    <w:basedOn w:val="Normal"/>
-    <w:next w:val="BodyText"/>
-    <w:link w:val="Heading1Char"/>
+    <w:basedOn w:val="Standard"/>
+    <w:next w:val="Textkrper"/>
+    <w:link w:val="berschrift1Zchn"/>
     <w:qFormat/>
     <w:rsid w:val="002F2292"/>
     <w:pPr>
@@ -1838,11 +1870,11 @@
       <w:szCs w:val="40"/>
     </w:rPr>
   </w:style>
-  <w:style w:type="paragraph" w:styleId="Heading2">
+  <w:style w:type="paragraph" w:styleId="berschrift2">
     <w:name w:val="heading 2"/>
-    <w:basedOn w:val="Normal"/>
-    <w:next w:val="BodyText"/>
-    <w:link w:val="Heading2Char"/>
+    <w:basedOn w:val="Standard"/>
+    <w:next w:val="Textkrper"/>
+    <w:link w:val="berschrift2Zchn"/>
     <w:uiPriority w:val="9"/>
     <w:unhideWhenUsed/>
     <w:qFormat/>
@@ -1864,11 +1896,11 @@
       <w:szCs w:val="32"/>
     </w:rPr>
   </w:style>
-  <w:style w:type="paragraph" w:styleId="Heading3">
+  <w:style w:type="paragraph" w:styleId="berschrift3">
     <w:name w:val="heading 3"/>
-    <w:basedOn w:val="Normal"/>
-    <w:next w:val="BodyText"/>
-    <w:link w:val="Heading3Char"/>
+    <w:basedOn w:val="Standard"/>
+    <w:next w:val="Textkrper"/>
+    <w:link w:val="berschrift3Zchn"/>
     <w:uiPriority w:val="9"/>
     <w:unhideWhenUsed/>
     <w:qFormat/>
@@ -1891,11 +1923,11 @@
       <w:szCs w:val="28"/>
     </w:rPr>
   </w:style>
-  <w:style w:type="paragraph" w:styleId="Heading4">
+  <w:style w:type="paragraph" w:styleId="berschrift4">
     <w:name w:val="heading 4"/>
-    <w:basedOn w:val="Normal"/>
-    <w:next w:val="BodyText"/>
-    <w:link w:val="Heading4Char"/>
+    <w:basedOn w:val="Standard"/>
+    <w:next w:val="Textkrper"/>
+    <w:link w:val="berschrift4Zchn"/>
     <w:uiPriority w:val="9"/>
     <w:unhideWhenUsed/>
     <w:qFormat/>
@@ -1918,11 +1950,11 @@
       <w:sz w:val="22"/>
     </w:rPr>
   </w:style>
-  <w:style w:type="paragraph" w:styleId="Heading5">
+  <w:style w:type="paragraph" w:styleId="berschrift5">
     <w:name w:val="heading 5"/>
-    <w:basedOn w:val="Normal"/>
-    <w:next w:val="BodyText"/>
-    <w:link w:val="Heading5Char"/>
+    <w:basedOn w:val="Standard"/>
+    <w:next w:val="Textkrper"/>
+    <w:link w:val="berschrift5Zchn"/>
     <w:uiPriority w:val="9"/>
     <w:unhideWhenUsed/>
     <w:qFormat/>
@@ -1944,11 +1976,11 @@
       <w:sz w:val="22"/>
     </w:rPr>
   </w:style>
-  <w:style w:type="paragraph" w:styleId="Heading6">
+  <w:style w:type="paragraph" w:styleId="berschrift6">
     <w:name w:val="heading 6"/>
-    <w:basedOn w:val="Normal"/>
-    <w:next w:val="BodyText"/>
-    <w:link w:val="Heading6Char"/>
+    <w:basedOn w:val="Standard"/>
+    <w:next w:val="Textkrper"/>
+    <w:link w:val="berschrift6Zchn"/>
     <w:uiPriority w:val="9"/>
     <w:semiHidden/>
     <w:unhideWhenUsed/>
@@ -1971,11 +2003,11 @@
       <w:color w:val="595959" w:themeColor="text1" w:themeTint="A6"/>
     </w:rPr>
   </w:style>
-  <w:style w:type="paragraph" w:styleId="Heading7">
+  <w:style w:type="paragraph" w:styleId="berschrift7">
     <w:name w:val="heading 7"/>
-    <w:basedOn w:val="Normal"/>
-    <w:next w:val="BodyText"/>
-    <w:link w:val="Heading7Char"/>
+    <w:basedOn w:val="Standard"/>
+    <w:next w:val="Textkrper"/>
+    <w:link w:val="berschrift7Zchn"/>
     <w:uiPriority w:val="9"/>
     <w:semiHidden/>
     <w:unhideWhenUsed/>
@@ -1996,11 +2028,11 @@
       <w:color w:val="595959" w:themeColor="text1" w:themeTint="A6"/>
     </w:rPr>
   </w:style>
-  <w:style w:type="paragraph" w:styleId="Heading8">
+  <w:style w:type="paragraph" w:styleId="berschrift8">
     <w:name w:val="heading 8"/>
-    <w:basedOn w:val="Normal"/>
-    <w:next w:val="BodyText"/>
-    <w:link w:val="Heading8Char"/>
+    <w:basedOn w:val="Standard"/>
+    <w:next w:val="Textkrper"/>
+    <w:link w:val="berschrift8Zchn"/>
     <w:uiPriority w:val="9"/>
     <w:semiHidden/>
     <w:unhideWhenUsed/>
@@ -2023,11 +2055,11 @@
       <w:color w:val="272727" w:themeColor="text1" w:themeTint="D8"/>
     </w:rPr>
   </w:style>
-  <w:style w:type="paragraph" w:styleId="Heading9">
+  <w:style w:type="paragraph" w:styleId="berschrift9">
     <w:name w:val="heading 9"/>
-    <w:basedOn w:val="Normal"/>
-    <w:next w:val="BodyText"/>
-    <w:link w:val="Heading9Char"/>
+    <w:basedOn w:val="Standard"/>
+    <w:next w:val="Textkrper"/>
+    <w:link w:val="berschrift9Zchn"/>
     <w:uiPriority w:val="9"/>
     <w:semiHidden/>
     <w:unhideWhenUsed/>
@@ -2048,13 +2080,13 @@
       <w:color w:val="272727" w:themeColor="text1" w:themeTint="D8"/>
     </w:rPr>
   </w:style>
-  <w:style w:type="character" w:default="1" w:styleId="DefaultParagraphFont">
+  <w:style w:type="character" w:default="1" w:styleId="Absatz-Standardschriftart">
     <w:name w:val="Default Paragraph Font"/>
     <w:uiPriority w:val="1"/>
     <w:semiHidden/>
     <w:unhideWhenUsed/>
   </w:style>
-  <w:style w:type="table" w:default="1" w:styleId="TableNormal">
+  <w:style w:type="table" w:default="1" w:styleId="NormaleTabelle">
     <w:name w:val="Normal Table"/>
     <w:uiPriority w:val="99"/>
     <w:semiHidden/>
@@ -2069,15 +2101,15 @@
       </w:tblCellMar>
     </w:tblPr>
   </w:style>
-  <w:style w:type="numbering" w:default="1" w:styleId="NoList">
+  <w:style w:type="numbering" w:default="1" w:styleId="KeineListe">
     <w:name w:val="No List"/>
     <w:uiPriority w:val="99"/>
     <w:semiHidden/>
     <w:unhideWhenUsed/>
   </w:style>
-  <w:style w:type="paragraph" w:styleId="BodyText">
+  <w:style w:type="paragraph" w:styleId="Textkrper">
     <w:name w:val="Body Text"/>
-    <w:basedOn w:val="Normal"/>
+    <w:basedOn w:val="Standard"/>
     <w:qFormat/>
     <w:rsid w:val="00D556DA"/>
     <w:pPr>
@@ -2089,8 +2121,8 @@
   </w:style>
   <w:style w:type="paragraph" w:customStyle="1" w:styleId="FirstParagraph">
     <w:name w:val="First Paragraph"/>
-    <w:basedOn w:val="BodyText"/>
-    <w:next w:val="BodyText"/>
+    <w:basedOn w:val="Textkrper"/>
+    <w:next w:val="Textkrper"/>
     <w:qFormat/>
     <w:rsid w:val="00D556DA"/>
     <w:rPr>
@@ -2109,11 +2141,11 @@
       <w:sz w:val="22"/>
     </w:rPr>
   </w:style>
-  <w:style w:type="paragraph" w:styleId="Title">
+  <w:style w:type="paragraph" w:styleId="Titel">
     <w:name w:val="Title"/>
-    <w:basedOn w:val="Normal"/>
-    <w:next w:val="BodyText"/>
-    <w:link w:val="TitleChar"/>
+    <w:basedOn w:val="Standard"/>
+    <w:next w:val="Textkrper"/>
+    <w:link w:val="TitelZchn"/>
     <w:qFormat/>
     <w:rsid w:val="005E675A"/>
     <w:pPr>
@@ -2129,10 +2161,10 @@
       <w:lang w:val="en-GB"/>
     </w:rPr>
   </w:style>
-  <w:style w:type="character" w:customStyle="1" w:styleId="TitleChar">
-    <w:name w:val="Title Char"/>
-    <w:basedOn w:val="DefaultParagraphFont"/>
-    <w:link w:val="Title"/>
+  <w:style w:type="character" w:customStyle="1" w:styleId="TitelZchn">
+    <w:name w:val="Titel Zchn"/>
+    <w:basedOn w:val="Absatz-Standardschriftart"/>
+    <w:link w:val="Titel"/>
     <w:rsid w:val="005E675A"/>
     <w:rPr>
       <w:rFonts w:ascii="Arial" w:eastAsia="Times New Roman" w:hAnsi="Arial" w:cs="Times New Roman"/>
@@ -2143,11 +2175,11 @@
       <w:lang w:val="en-GB"/>
     </w:rPr>
   </w:style>
-  <w:style w:type="paragraph" w:styleId="Subtitle">
+  <w:style w:type="paragraph" w:styleId="Untertitel">
     <w:name w:val="Subtitle"/>
-    <w:basedOn w:val="Title"/>
-    <w:next w:val="BodyText"/>
-    <w:link w:val="SubtitleChar"/>
+    <w:basedOn w:val="Titel"/>
+    <w:next w:val="Textkrper"/>
+    <w:link w:val="UntertitelZchn"/>
     <w:uiPriority w:val="11"/>
     <w:qFormat/>
     <w:rsid w:val="00A10FD9"/>
@@ -2162,10 +2194,10 @@
       <w:szCs w:val="28"/>
     </w:rPr>
   </w:style>
-  <w:style w:type="character" w:customStyle="1" w:styleId="SubtitleChar">
-    <w:name w:val="Subtitle Char"/>
-    <w:basedOn w:val="DefaultParagraphFont"/>
-    <w:link w:val="Subtitle"/>
+  <w:style w:type="character" w:customStyle="1" w:styleId="UntertitelZchn">
+    <w:name w:val="Untertitel Zchn"/>
+    <w:basedOn w:val="Absatz-Standardschriftart"/>
+    <w:link w:val="Untertitel"/>
     <w:uiPriority w:val="11"/>
     <w:rsid w:val="00A10FD9"/>
     <w:rPr>
@@ -2178,8 +2210,8 @@
   </w:style>
   <w:style w:type="paragraph" w:customStyle="1" w:styleId="Author">
     <w:name w:val="Author"/>
-    <w:basedOn w:val="Title"/>
-    <w:next w:val="BodyText"/>
+    <w:basedOn w:val="Titel"/>
+    <w:next w:val="Textkrper"/>
     <w:qFormat/>
     <w:pPr>
       <w:keepNext/>
@@ -2190,10 +2222,10 @@
       <w:szCs w:val="24"/>
     </w:rPr>
   </w:style>
-  <w:style w:type="paragraph" w:styleId="Date">
+  <w:style w:type="paragraph" w:styleId="Datum">
     <w:name w:val="Date"/>
-    <w:basedOn w:val="Title"/>
-    <w:next w:val="BodyText"/>
+    <w:basedOn w:val="Titel"/>
+    <w:next w:val="Textkrper"/>
     <w:qFormat/>
     <w:pPr>
       <w:keepNext/>
@@ -2206,7 +2238,7 @@
   </w:style>
   <w:style w:type="paragraph" w:customStyle="1" w:styleId="AbstractTitle">
     <w:name w:val="Abstract Title"/>
-    <w:basedOn w:val="Normal"/>
+    <w:basedOn w:val="Standard"/>
     <w:next w:val="Abstract"/>
     <w:qFormat/>
     <w:pPr>
@@ -2223,8 +2255,8 @@
   </w:style>
   <w:style w:type="paragraph" w:customStyle="1" w:styleId="Abstract">
     <w:name w:val="Abstract"/>
-    <w:basedOn w:val="Normal"/>
-    <w:next w:val="BodyText"/>
+    <w:basedOn w:val="Standard"/>
+    <w:next w:val="Textkrper"/>
     <w:qFormat/>
     <w:pPr>
       <w:keepNext/>
@@ -2236,16 +2268,16 @@
       <w:szCs w:val="20"/>
     </w:rPr>
   </w:style>
-  <w:style w:type="paragraph" w:styleId="Bibliography">
+  <w:style w:type="paragraph" w:styleId="Literaturverzeichnis">
     <w:name w:val="Bibliography"/>
-    <w:basedOn w:val="Normal"/>
+    <w:basedOn w:val="Standard"/>
     <w:qFormat/>
   </w:style>
-  <w:style w:type="character" w:customStyle="1" w:styleId="Heading1Char">
-    <w:name w:val="Heading 1 Char"/>
-    <w:aliases w:val="1 Überschrift Char"/>
-    <w:basedOn w:val="DefaultParagraphFont"/>
-    <w:link w:val="Heading1"/>
+  <w:style w:type="character" w:customStyle="1" w:styleId="berschrift1Zchn">
+    <w:name w:val="Überschrift 1 Zchn"/>
+    <w:aliases w:val="1 Überschrift Zchn"/>
+    <w:basedOn w:val="Absatz-Standardschriftart"/>
+    <w:link w:val="berschrift1"/>
     <w:rsid w:val="00126EC2"/>
     <w:rPr>
       <w:rFonts w:ascii="Arial" w:eastAsiaTheme="majorEastAsia" w:hAnsi="Arial" w:cstheme="majorBidi"/>
@@ -2255,10 +2287,10 @@
       <w:szCs w:val="40"/>
     </w:rPr>
   </w:style>
-  <w:style w:type="character" w:customStyle="1" w:styleId="Heading2Char">
-    <w:name w:val="Heading 2 Char"/>
-    <w:basedOn w:val="DefaultParagraphFont"/>
-    <w:link w:val="Heading2"/>
+  <w:style w:type="character" w:customStyle="1" w:styleId="berschrift2Zchn">
+    <w:name w:val="Überschrift 2 Zchn"/>
+    <w:basedOn w:val="Absatz-Standardschriftart"/>
+    <w:link w:val="berschrift2"/>
     <w:uiPriority w:val="9"/>
     <w:rsid w:val="002F2292"/>
     <w:rPr>
@@ -2268,10 +2300,10 @@
       <w:szCs w:val="32"/>
     </w:rPr>
   </w:style>
-  <w:style w:type="character" w:customStyle="1" w:styleId="Heading3Char">
-    <w:name w:val="Heading 3 Char"/>
-    <w:basedOn w:val="DefaultParagraphFont"/>
-    <w:link w:val="Heading3"/>
+  <w:style w:type="character" w:customStyle="1" w:styleId="berschrift3Zchn">
+    <w:name w:val="Überschrift 3 Zchn"/>
+    <w:basedOn w:val="Absatz-Standardschriftart"/>
+    <w:link w:val="berschrift3"/>
     <w:uiPriority w:val="9"/>
     <w:rsid w:val="002F2292"/>
     <w:rPr>
@@ -2282,10 +2314,10 @@
       <w:szCs w:val="28"/>
     </w:rPr>
   </w:style>
-  <w:style w:type="character" w:customStyle="1" w:styleId="Heading4Char">
-    <w:name w:val="Heading 4 Char"/>
-    <w:basedOn w:val="DefaultParagraphFont"/>
-    <w:link w:val="Heading4"/>
+  <w:style w:type="character" w:customStyle="1" w:styleId="berschrift4Zchn">
+    <w:name w:val="Überschrift 4 Zchn"/>
+    <w:basedOn w:val="Absatz-Standardschriftart"/>
+    <w:link w:val="berschrift4"/>
     <w:uiPriority w:val="9"/>
     <w:rsid w:val="002F2292"/>
     <w:rPr>
@@ -2296,10 +2328,10 @@
       <w:sz w:val="22"/>
     </w:rPr>
   </w:style>
-  <w:style w:type="character" w:customStyle="1" w:styleId="Heading5Char">
-    <w:name w:val="Heading 5 Char"/>
-    <w:basedOn w:val="DefaultParagraphFont"/>
-    <w:link w:val="Heading5"/>
+  <w:style w:type="character" w:customStyle="1" w:styleId="berschrift5Zchn">
+    <w:name w:val="Überschrift 5 Zchn"/>
+    <w:basedOn w:val="Absatz-Standardschriftart"/>
+    <w:link w:val="berschrift5"/>
     <w:uiPriority w:val="9"/>
     <w:rsid w:val="002F2292"/>
     <w:rPr>
@@ -2309,10 +2341,10 @@
       <w:sz w:val="22"/>
     </w:rPr>
   </w:style>
-  <w:style w:type="character" w:customStyle="1" w:styleId="Heading6Char">
-    <w:name w:val="Heading 6 Char"/>
-    <w:basedOn w:val="DefaultParagraphFont"/>
-    <w:link w:val="Heading6"/>
+  <w:style w:type="character" w:customStyle="1" w:styleId="berschrift6Zchn">
+    <w:name w:val="Überschrift 6 Zchn"/>
+    <w:basedOn w:val="Absatz-Standardschriftart"/>
+    <w:link w:val="berschrift6"/>
     <w:uiPriority w:val="9"/>
     <w:semiHidden/>
     <w:rsid w:val="00A10FD9"/>
@@ -2323,10 +2355,10 @@
       <w:color w:val="595959" w:themeColor="text1" w:themeTint="A6"/>
     </w:rPr>
   </w:style>
-  <w:style w:type="character" w:customStyle="1" w:styleId="Heading7Char">
-    <w:name w:val="Heading 7 Char"/>
-    <w:basedOn w:val="DefaultParagraphFont"/>
-    <w:link w:val="Heading7"/>
+  <w:style w:type="character" w:customStyle="1" w:styleId="berschrift7Zchn">
+    <w:name w:val="Überschrift 7 Zchn"/>
+    <w:basedOn w:val="Absatz-Standardschriftart"/>
+    <w:link w:val="berschrift7"/>
     <w:uiPriority w:val="9"/>
     <w:semiHidden/>
     <w:rsid w:val="00A10FD9"/>
@@ -2335,10 +2367,10 @@
       <w:color w:val="595959" w:themeColor="text1" w:themeTint="A6"/>
     </w:rPr>
   </w:style>
-  <w:style w:type="character" w:customStyle="1" w:styleId="Heading8Char">
-    <w:name w:val="Heading 8 Char"/>
-    <w:basedOn w:val="DefaultParagraphFont"/>
-    <w:link w:val="Heading8"/>
+  <w:style w:type="character" w:customStyle="1" w:styleId="berschrift8Zchn">
+    <w:name w:val="Überschrift 8 Zchn"/>
+    <w:basedOn w:val="Absatz-Standardschriftart"/>
+    <w:link w:val="berschrift8"/>
     <w:uiPriority w:val="9"/>
     <w:semiHidden/>
     <w:rsid w:val="00A10FD9"/>
@@ -2349,10 +2381,10 @@
       <w:color w:val="272727" w:themeColor="text1" w:themeTint="D8"/>
     </w:rPr>
   </w:style>
-  <w:style w:type="character" w:customStyle="1" w:styleId="Heading9Char">
-    <w:name w:val="Heading 9 Char"/>
-    <w:basedOn w:val="DefaultParagraphFont"/>
-    <w:link w:val="Heading9"/>
+  <w:style w:type="character" w:customStyle="1" w:styleId="berschrift9Zchn">
+    <w:name w:val="Überschrift 9 Zchn"/>
+    <w:basedOn w:val="Absatz-Standardschriftart"/>
+    <w:link w:val="berschrift9"/>
     <w:uiPriority w:val="9"/>
     <w:semiHidden/>
     <w:rsid w:val="00A10FD9"/>
@@ -2361,10 +2393,10 @@
       <w:color w:val="272727" w:themeColor="text1" w:themeTint="D8"/>
     </w:rPr>
   </w:style>
-  <w:style w:type="paragraph" w:styleId="BlockText">
+  <w:style w:type="paragraph" w:styleId="Blocktext">
     <w:name w:val="Block Text"/>
-    <w:basedOn w:val="BodyText"/>
-    <w:next w:val="BodyText"/>
+    <w:basedOn w:val="Textkrper"/>
+    <w:next w:val="Textkrper"/>
     <w:uiPriority w:val="9"/>
     <w:unhideWhenUsed/>
     <w:qFormat/>
@@ -2373,17 +2405,17 @@
       <w:ind w:left="480" w:right="480"/>
     </w:pPr>
   </w:style>
-  <w:style w:type="paragraph" w:styleId="FootnoteText">
+  <w:style w:type="paragraph" w:styleId="Funotentext">
     <w:name w:val="footnote text"/>
-    <w:basedOn w:val="Normal"/>
+    <w:basedOn w:val="Standard"/>
     <w:uiPriority w:val="9"/>
     <w:unhideWhenUsed/>
     <w:qFormat/>
   </w:style>
   <w:style w:type="paragraph" w:customStyle="1" w:styleId="FootnoteBlockText">
     <w:name w:val="Footnote Block Text"/>
-    <w:basedOn w:val="FootnoteText"/>
-    <w:next w:val="FootnoteText"/>
+    <w:basedOn w:val="Funotentext"/>
+    <w:next w:val="Funotentext"/>
     <w:uiPriority w:val="9"/>
     <w:unhideWhenUsed/>
     <w:qFormat/>
@@ -2423,7 +2455,7 @@
   </w:style>
   <w:style w:type="paragraph" w:customStyle="1" w:styleId="DefinitionTerm">
     <w:name w:val="Definition Term"/>
-    <w:basedOn w:val="Normal"/>
+    <w:basedOn w:val="Standard"/>
     <w:next w:val="Definition"/>
     <w:pPr>
       <w:keepNext/>
@@ -2436,12 +2468,12 @@
   </w:style>
   <w:style w:type="paragraph" w:customStyle="1" w:styleId="Definition">
     <w:name w:val="Definition"/>
-    <w:basedOn w:val="Normal"/>
-  </w:style>
-  <w:style w:type="paragraph" w:styleId="Caption">
+    <w:basedOn w:val="Standard"/>
+  </w:style>
+  <w:style w:type="paragraph" w:styleId="Beschriftung">
     <w:name w:val="caption"/>
-    <w:basedOn w:val="Normal"/>
-    <w:link w:val="CaptionChar"/>
+    <w:basedOn w:val="Standard"/>
+    <w:link w:val="BeschriftungZchn"/>
     <w:pPr>
       <w:spacing w:after="120"/>
     </w:pPr>
@@ -2451,18 +2483,18 @@
   </w:style>
   <w:style w:type="paragraph" w:customStyle="1" w:styleId="TableCaption">
     <w:name w:val="Table Caption"/>
-    <w:basedOn w:val="Caption"/>
+    <w:basedOn w:val="Beschriftung"/>
     <w:pPr>
       <w:keepNext/>
     </w:pPr>
   </w:style>
   <w:style w:type="paragraph" w:customStyle="1" w:styleId="ImageCaption">
     <w:name w:val="Image Caption"/>
-    <w:basedOn w:val="Caption"/>
+    <w:basedOn w:val="Beschriftung"/>
   </w:style>
   <w:style w:type="paragraph" w:customStyle="1" w:styleId="Figure">
     <w:name w:val="Figure"/>
-    <w:basedOn w:val="Normal"/>
+    <w:basedOn w:val="Standard"/>
   </w:style>
   <w:style w:type="paragraph" w:customStyle="1" w:styleId="CaptionedFigure">
     <w:name w:val="Captioned Figure"/>
@@ -2471,26 +2503,26 @@
       <w:keepNext/>
     </w:pPr>
   </w:style>
-  <w:style w:type="character" w:customStyle="1" w:styleId="CaptionChar">
-    <w:name w:val="Caption Char"/>
-    <w:basedOn w:val="DefaultParagraphFont"/>
-    <w:link w:val="Caption"/>
+  <w:style w:type="character" w:customStyle="1" w:styleId="BeschriftungZchn">
+    <w:name w:val="Beschriftung Zchn"/>
+    <w:basedOn w:val="Absatz-Standardschriftart"/>
+    <w:link w:val="Beschriftung"/>
   </w:style>
   <w:style w:type="character" w:customStyle="1" w:styleId="VerbatimChar">
     <w:name w:val="Verbatim Char"/>
-    <w:basedOn w:val="CaptionChar"/>
+    <w:basedOn w:val="BeschriftungZchn"/>
     <w:rPr>
       <w:rFonts w:ascii="Consolas" w:hAnsi="Consolas"/>
-      <w:sz w:val="22"/>
+      <w:sz w:val="16"/>
     </w:rPr>
   </w:style>
   <w:style w:type="character" w:customStyle="1" w:styleId="SectionNumber">
     <w:name w:val="Section Number"/>
-    <w:basedOn w:val="CaptionChar"/>
-  </w:style>
-  <w:style w:type="character" w:styleId="FootnoteReference">
+    <w:basedOn w:val="BeschriftungZchn"/>
+  </w:style>
+  <w:style w:type="character" w:styleId="Funotenzeichen">
     <w:name w:val="footnote reference"/>
-    <w:basedOn w:val="CaptionChar"/>
+    <w:basedOn w:val="BeschriftungZchn"/>
     <w:rPr>
       <w:vertAlign w:val="superscript"/>
     </w:rPr>
@@ -2498,17 +2530,17 @@
   <w:style w:type="character" w:styleId="Hyperlink">
     <w:name w:val="Hyperlink"/>
     <w:aliases w:val="eCH Hyperlink"/>
-    <w:basedOn w:val="CaptionChar"/>
+    <w:basedOn w:val="BeschriftungZchn"/>
     <w:uiPriority w:val="99"/>
     <w:qFormat/>
     <w:rPr>
       <w:color w:val="156082" w:themeColor="accent1"/>
     </w:rPr>
   </w:style>
-  <w:style w:type="paragraph" w:styleId="TOCHeading">
+  <w:style w:type="paragraph" w:styleId="Inhaltsverzeichnisberschrift">
     <w:name w:val="TOC Heading"/>
-    <w:basedOn w:val="Heading1"/>
-    <w:next w:val="BodyText"/>
+    <w:basedOn w:val="berschrift1"/>
+    <w:next w:val="Textkrper"/>
     <w:uiPriority w:val="39"/>
     <w:unhideWhenUsed/>
     <w:qFormat/>
@@ -2517,10 +2549,10 @@
       <w:outlineLvl w:val="9"/>
     </w:pPr>
   </w:style>
-  <w:style w:type="paragraph" w:styleId="Header">
+  <w:style w:type="paragraph" w:styleId="Kopfzeile">
     <w:name w:val="header"/>
-    <w:basedOn w:val="Normal"/>
-    <w:link w:val="HeaderChar"/>
+    <w:basedOn w:val="Standard"/>
+    <w:link w:val="KopfzeileZchn"/>
     <w:rsid w:val="000438EA"/>
     <w:pPr>
       <w:tabs>
@@ -2530,16 +2562,16 @@
       <w:spacing w:after="0"/>
     </w:pPr>
   </w:style>
-  <w:style w:type="character" w:customStyle="1" w:styleId="HeaderChar">
-    <w:name w:val="Header Char"/>
-    <w:basedOn w:val="DefaultParagraphFont"/>
-    <w:link w:val="Header"/>
+  <w:style w:type="character" w:customStyle="1" w:styleId="KopfzeileZchn">
+    <w:name w:val="Kopfzeile Zchn"/>
+    <w:basedOn w:val="Absatz-Standardschriftart"/>
+    <w:link w:val="Kopfzeile"/>
     <w:rsid w:val="000438EA"/>
   </w:style>
-  <w:style w:type="paragraph" w:styleId="Footer">
+  <w:style w:type="paragraph" w:styleId="Fuzeile">
     <w:name w:val="footer"/>
-    <w:basedOn w:val="Normal"/>
-    <w:link w:val="FooterChar"/>
+    <w:basedOn w:val="Standard"/>
+    <w:link w:val="FuzeileZchn"/>
     <w:rsid w:val="000438EA"/>
     <w:pPr>
       <w:tabs>
@@ -2549,29 +2581,33 @@
       <w:spacing w:after="0"/>
     </w:pPr>
   </w:style>
-  <w:style w:type="character" w:customStyle="1" w:styleId="FooterChar">
-    <w:name w:val="Footer Char"/>
-    <w:basedOn w:val="DefaultParagraphFont"/>
-    <w:link w:val="Footer"/>
+  <w:style w:type="character" w:customStyle="1" w:styleId="FuzeileZchn">
+    <w:name w:val="Fußzeile Zchn"/>
+    <w:basedOn w:val="Absatz-Standardschriftart"/>
+    <w:link w:val="Fuzeile"/>
     <w:rsid w:val="000438EA"/>
   </w:style>
-  <w:style w:type="character" w:styleId="PageNumber">
+  <w:style w:type="character" w:styleId="Seitenzahl">
     <w:name w:val="page number"/>
-    <w:basedOn w:val="DefaultParagraphFont"/>
+    <w:basedOn w:val="Absatz-Standardschriftart"/>
     <w:rsid w:val="009B0C77"/>
-  </w:style>
-  <w:style w:type="character" w:styleId="FollowedHyperlink">
+    <w:rPr>
+      <w:sz w:val="20"/>
+      <w:szCs w:val="20"/>
+    </w:rPr>
+  </w:style>
+  <w:style w:type="character" w:styleId="BesuchterLink">
     <w:name w:val="FollowedHyperlink"/>
-    <w:basedOn w:val="DefaultParagraphFont"/>
+    <w:basedOn w:val="Absatz-Standardschriftart"/>
     <w:rsid w:val="00026C26"/>
     <w:rPr>
       <w:color w:val="96607D" w:themeColor="followedHyperlink"/>
       <w:u w:val="single"/>
     </w:rPr>
   </w:style>
-  <w:style w:type="character" w:styleId="UnresolvedMention">
+  <w:style w:type="character" w:styleId="NichtaufgelsteErwhnung">
     <w:name w:val="Unresolved Mention"/>
-    <w:basedOn w:val="DefaultParagraphFont"/>
+    <w:basedOn w:val="Absatz-Standardschriftart"/>
     <w:uiPriority w:val="99"/>
     <w:semiHidden/>
     <w:unhideWhenUsed/>

--- a/ech-0293_operations/input/template.docx
+++ b/ech-0293_operations/input/template.docx
@@ -2513,7 +2513,8 @@
     <w:basedOn w:val="BeschriftungZchn"/>
     <w:rPr>
       <w:rFonts w:ascii="Consolas" w:hAnsi="Consolas"/>
-      <w:sz w:val="16"/>
+      <w:sz w:val="22"/>
+      <w:szCs w:val="22"/>
     </w:rPr>
   </w:style>
   <w:style w:type="character" w:customStyle="1" w:styleId="SectionNumber">
@@ -2655,6 +2656,305 @@
       <w:numPr>
         <w:numId w:val="6"/>
       </w:numPr>
+    </w:pPr>
+  </w:style>
+  <w:style w:type="character" w:customStyle="1" w:styleId="KeywordTok">
+    <w:name w:val="KeywordTok"/>
+    <w:basedOn w:val="VerbatimChar"/>
+    <w:rPr>
+      <w:sz w:val="16"/>
+      <w:szCs w:val="16"/>
+      <w:b/>
+      <w:color w:val="007020"/>
+    </w:rPr>
+  </w:style>
+  <w:style w:type="character" w:customStyle="1" w:styleId="DataTypeTok">
+    <w:name w:val="DataTypeTok"/>
+    <w:basedOn w:val="VerbatimChar"/>
+    <w:rPr>
+      <w:sz w:val="16"/>
+      <w:szCs w:val="16"/>
+      <w:color w:val="902000"/>
+    </w:rPr>
+  </w:style>
+  <w:style w:type="character" w:customStyle="1" w:styleId="DecValTok">
+    <w:name w:val="DecValTok"/>
+    <w:basedOn w:val="VerbatimChar"/>
+    <w:rPr>
+      <w:sz w:val="16"/>
+      <w:szCs w:val="16"/>
+      <w:color w:val="40a070"/>
+    </w:rPr>
+  </w:style>
+  <w:style w:type="character" w:customStyle="1" w:styleId="BaseNTok">
+    <w:name w:val="BaseNTok"/>
+    <w:basedOn w:val="VerbatimChar"/>
+    <w:rPr>
+      <w:sz w:val="16"/>
+      <w:szCs w:val="16"/>
+      <w:color w:val="40a070"/>
+    </w:rPr>
+  </w:style>
+  <w:style w:type="character" w:customStyle="1" w:styleId="FloatTok">
+    <w:name w:val="FloatTok"/>
+    <w:basedOn w:val="VerbatimChar"/>
+    <w:rPr>
+      <w:sz w:val="16"/>
+      <w:szCs w:val="16"/>
+      <w:color w:val="40a070"/>
+    </w:rPr>
+  </w:style>
+  <w:style w:type="character" w:customStyle="1" w:styleId="ConstantTok">
+    <w:name w:val="ConstantTok"/>
+    <w:basedOn w:val="VerbatimChar"/>
+    <w:rPr>
+      <w:sz w:val="16"/>
+      <w:szCs w:val="16"/>
+      <w:color w:val="880000"/>
+    </w:rPr>
+  </w:style>
+  <w:style w:type="character" w:customStyle="1" w:styleId="CharTok">
+    <w:name w:val="CharTok"/>
+    <w:basedOn w:val="VerbatimChar"/>
+    <w:rPr>
+      <w:sz w:val="16"/>
+      <w:szCs w:val="16"/>
+      <w:color w:val="4070a0"/>
+    </w:rPr>
+  </w:style>
+  <w:style w:type="character" w:customStyle="1" w:styleId="SpecialCharTok">
+    <w:name w:val="SpecialCharTok"/>
+    <w:basedOn w:val="VerbatimChar"/>
+    <w:rPr>
+      <w:sz w:val="16"/>
+      <w:szCs w:val="16"/>
+      <w:color w:val="4070a0"/>
+    </w:rPr>
+  </w:style>
+  <w:style w:type="character" w:customStyle="1" w:styleId="StringTok">
+    <w:name w:val="StringTok"/>
+    <w:basedOn w:val="VerbatimChar"/>
+    <w:rPr>
+      <w:sz w:val="16"/>
+      <w:szCs w:val="16"/>
+      <w:color w:val="4070a0"/>
+    </w:rPr>
+  </w:style>
+  <w:style w:type="character" w:customStyle="1" w:styleId="VerbatimStringTok">
+    <w:name w:val="VerbatimStringTok"/>
+    <w:basedOn w:val="VerbatimChar"/>
+    <w:rPr>
+      <w:sz w:val="16"/>
+      <w:szCs w:val="16"/>
+      <w:color w:val="4070a0"/>
+    </w:rPr>
+  </w:style>
+  <w:style w:type="character" w:customStyle="1" w:styleId="SpecialStringTok">
+    <w:name w:val="SpecialStringTok"/>
+    <w:basedOn w:val="VerbatimChar"/>
+    <w:rPr>
+      <w:sz w:val="16"/>
+      <w:szCs w:val="16"/>
+      <w:color w:val="bb6688"/>
+    </w:rPr>
+  </w:style>
+  <w:style w:type="character" w:customStyle="1" w:styleId="ImportTok">
+    <w:name w:val="ImportTok"/>
+    <w:basedOn w:val="VerbatimChar"/>
+    <w:rPr>
+      <w:sz w:val="16"/>
+      <w:szCs w:val="16"/>
+      <w:b/>
+      <w:color w:val="008000"/>
+    </w:rPr>
+  </w:style>
+  <w:style w:type="character" w:customStyle="1" w:styleId="CommentTok">
+    <w:name w:val="CommentTok"/>
+    <w:basedOn w:val="VerbatimChar"/>
+    <w:rPr>
+      <w:sz w:val="16"/>
+      <w:szCs w:val="16"/>
+      <w:i/>
+      <w:color w:val="60a0b0"/>
+    </w:rPr>
+  </w:style>
+  <w:style w:type="character" w:customStyle="1" w:styleId="DocumentationTok">
+    <w:name w:val="DocumentationTok"/>
+    <w:basedOn w:val="VerbatimChar"/>
+    <w:rPr>
+      <w:sz w:val="16"/>
+      <w:szCs w:val="16"/>
+      <w:i/>
+      <w:color w:val="ba2121"/>
+    </w:rPr>
+  </w:style>
+  <w:style w:type="character" w:customStyle="1" w:styleId="AnnotationTok">
+    <w:name w:val="AnnotationTok"/>
+    <w:basedOn w:val="VerbatimChar"/>
+    <w:rPr>
+      <w:sz w:val="16"/>
+      <w:szCs w:val="16"/>
+      <w:b/>
+      <w:i/>
+      <w:color w:val="60a0b0"/>
+    </w:rPr>
+  </w:style>
+  <w:style w:type="character" w:customStyle="1" w:styleId="CommentVarTok">
+    <w:name w:val="CommentVarTok"/>
+    <w:basedOn w:val="VerbatimChar"/>
+    <w:rPr>
+      <w:sz w:val="16"/>
+      <w:szCs w:val="16"/>
+      <w:b/>
+      <w:i/>
+      <w:color w:val="60a0b0"/>
+    </w:rPr>
+  </w:style>
+  <w:style w:type="character" w:customStyle="1" w:styleId="OtherTok">
+    <w:name w:val="OtherTok"/>
+    <w:basedOn w:val="VerbatimChar"/>
+    <w:rPr>
+      <w:sz w:val="16"/>
+      <w:szCs w:val="16"/>
+      <w:color w:val="007020"/>
+    </w:rPr>
+  </w:style>
+  <w:style w:type="character" w:customStyle="1" w:styleId="FunctionTok">
+    <w:name w:val="FunctionTok"/>
+    <w:basedOn w:val="VerbatimChar"/>
+    <w:rPr>
+      <w:sz w:val="16"/>
+      <w:szCs w:val="16"/>
+      <w:color w:val="06287e"/>
+    </w:rPr>
+  </w:style>
+  <w:style w:type="character" w:customStyle="1" w:styleId="VariableTok">
+    <w:name w:val="VariableTok"/>
+    <w:basedOn w:val="VerbatimChar"/>
+    <w:rPr>
+      <w:sz w:val="16"/>
+      <w:szCs w:val="16"/>
+      <w:color w:val="19177c"/>
+    </w:rPr>
+  </w:style>
+  <w:style w:type="character" w:customStyle="1" w:styleId="ControlFlowTok">
+    <w:name w:val="ControlFlowTok"/>
+    <w:basedOn w:val="VerbatimChar"/>
+    <w:rPr>
+      <w:sz w:val="16"/>
+      <w:szCs w:val="16"/>
+      <w:b/>
+      <w:color w:val="007020"/>
+    </w:rPr>
+  </w:style>
+  <w:style w:type="character" w:customStyle="1" w:styleId="OperatorTok">
+    <w:name w:val="OperatorTok"/>
+    <w:basedOn w:val="VerbatimChar"/>
+    <w:rPr>
+      <w:sz w:val="16"/>
+      <w:szCs w:val="16"/>
+      <w:color w:val="666666"/>
+    </w:rPr>
+  </w:style>
+  <w:style w:type="character" w:customStyle="1" w:styleId="BuiltInTok">
+    <w:name w:val="BuiltInTok"/>
+    <w:basedOn w:val="VerbatimChar"/>
+    <w:rPr>
+      <w:sz w:val="16"/>
+      <w:szCs w:val="16"/>
+      <w:color w:val="008000"/>
+    </w:rPr>
+  </w:style>
+  <w:style w:type="character" w:customStyle="1" w:styleId="ExtensionTok">
+    <w:name w:val="ExtensionTok"/>
+    <w:basedOn w:val="VerbatimChar"/>
+    <w:rPr>
+      <w:sz w:val="16"/>
+      <w:szCs w:val="16"/>
+    </w:rPr>
+  </w:style>
+  <w:style w:type="character" w:customStyle="1" w:styleId="PreprocessorTok">
+    <w:name w:val="PreprocessorTok"/>
+    <w:basedOn w:val="VerbatimChar"/>
+    <w:rPr>
+      <w:sz w:val="16"/>
+      <w:szCs w:val="16"/>
+      <w:color w:val="bc7a00"/>
+    </w:rPr>
+  </w:style>
+  <w:style w:type="character" w:customStyle="1" w:styleId="AttributeTok">
+    <w:name w:val="AttributeTok"/>
+    <w:basedOn w:val="VerbatimChar"/>
+    <w:rPr>
+      <w:sz w:val="16"/>
+      <w:szCs w:val="16"/>
+      <w:color w:val="7d9029"/>
+    </w:rPr>
+  </w:style>
+  <w:style w:type="character" w:customStyle="1" w:styleId="RegionMarkerTok">
+    <w:name w:val="RegionMarkerTok"/>
+    <w:basedOn w:val="VerbatimChar"/>
+    <w:rPr>
+      <w:sz w:val="16"/>
+      <w:szCs w:val="16"/>
+    </w:rPr>
+  </w:style>
+  <w:style w:type="character" w:customStyle="1" w:styleId="InformationTok">
+    <w:name w:val="InformationTok"/>
+    <w:basedOn w:val="VerbatimChar"/>
+    <w:rPr>
+      <w:sz w:val="16"/>
+      <w:szCs w:val="16"/>
+      <w:b/>
+      <w:i/>
+      <w:color w:val="60a0b0"/>
+    </w:rPr>
+  </w:style>
+  <w:style w:type="character" w:customStyle="1" w:styleId="WarningTok">
+    <w:name w:val="WarningTok"/>
+    <w:basedOn w:val="VerbatimChar"/>
+    <w:rPr>
+      <w:sz w:val="16"/>
+      <w:szCs w:val="16"/>
+      <w:b/>
+      <w:i/>
+      <w:color w:val="60a0b0"/>
+    </w:rPr>
+  </w:style>
+  <w:style w:type="character" w:customStyle="1" w:styleId="AlertTok">
+    <w:name w:val="AlertTok"/>
+    <w:basedOn w:val="VerbatimChar"/>
+    <w:rPr>
+      <w:sz w:val="16"/>
+      <w:szCs w:val="16"/>
+      <w:b/>
+      <w:color w:val="ff0000"/>
+    </w:rPr>
+  </w:style>
+  <w:style w:type="character" w:customStyle="1" w:styleId="ErrorTok">
+    <w:name w:val="ErrorTok"/>
+    <w:basedOn w:val="VerbatimChar"/>
+    <w:rPr>
+      <w:sz w:val="16"/>
+      <w:szCs w:val="16"/>
+      <w:b/>
+      <w:color w:val="ff0000"/>
+    </w:rPr>
+  </w:style>
+  <w:style w:type="character" w:customStyle="1" w:styleId="NormalTok">
+    <w:name w:val="NormalTok"/>
+    <w:basedOn w:val="VerbatimChar"/>
+    <w:rPr>
+      <w:sz w:val="16"/>
+      <w:szCs w:val="16"/>
+    </w:rPr>
+  </w:style>
+  <w:style w:type="paragraph" w:customStyle="1" w:styleId="SourceCode">
+    <w:name w:val="Source Code"/>
+    <w:basedOn w:val="Normal"/>
+    <w:link w:val="VerbatimChar"/>
+    <w:pPr>
+      <w:wordWrap w:val="off"/>
     </w:pPr>
   </w:style>
 </w:styles>
